--- a/resources/document-templates/startup-tech-assessment-srl-template.docx
+++ b/resources/document-templates/startup-tech-assessment-srl-template.docx
@@ -5548,6 +5548,7 @@
               <w:pStyle w:val="TableParagraph"/>
               <w:spacing w:line="276" w:lineRule="auto"/>
               <w:ind w:left="108"/>
+              <w:jc w:val="center"/>
               <w:rPr>
                 <w:sz w:val="24"/>
               </w:rPr>
@@ -5634,6 +5635,7 @@
               <w:pStyle w:val="TableParagraph"/>
               <w:spacing w:line="276" w:lineRule="auto"/>
               <w:ind w:left="108"/>
+              <w:jc w:val="center"/>
               <w:rPr>
                 <w:sz w:val="24"/>
               </w:rPr>
@@ -5720,6 +5722,7 @@
               <w:pStyle w:val="TableParagraph"/>
               <w:spacing w:line="276" w:lineRule="auto"/>
               <w:ind w:left="108"/>
+              <w:jc w:val="center"/>
               <w:rPr>
                 <w:sz w:val="24"/>
               </w:rPr>
@@ -5815,6 +5818,7 @@
               <w:pStyle w:val="TableParagraph"/>
               <w:spacing w:line="276" w:lineRule="auto"/>
               <w:ind w:left="108"/>
+              <w:jc w:val="center"/>
               <w:rPr>
                 <w:sz w:val="24"/>
               </w:rPr>
@@ -5920,6 +5924,7 @@
               <w:pStyle w:val="TableParagraph"/>
               <w:spacing w:line="276" w:lineRule="auto"/>
               <w:ind w:left="108"/>
+              <w:jc w:val="center"/>
               <w:rPr>
                 <w:sz w:val="24"/>
               </w:rPr>
@@ -6019,6 +6024,7 @@
               <w:pStyle w:val="TableParagraph"/>
               <w:spacing w:line="276" w:lineRule="auto"/>
               <w:ind w:left="108"/>
+              <w:jc w:val="center"/>
               <w:rPr>
                 <w:sz w:val="24"/>
               </w:rPr>
@@ -6386,6 +6392,7 @@
               <w:pStyle w:val="TableParagraph"/>
               <w:spacing w:line="276" w:lineRule="auto"/>
               <w:ind w:left="108"/>
+              <w:jc w:val="center"/>
             </w:pPr>
             <w:r>
               <w:t>${srl_7_0}</w:t>
@@ -6462,6 +6469,7 @@
               <w:pStyle w:val="TableParagraph"/>
               <w:spacing w:line="276" w:lineRule="auto"/>
               <w:ind w:left="108"/>
+              <w:jc w:val="center"/>
             </w:pPr>
             <w:r>
               <w:t>${srl_7_1}</w:t>
@@ -6584,6 +6592,7 @@
               <w:pStyle w:val="TableParagraph"/>
               <w:spacing w:line="276" w:lineRule="auto"/>
               <w:ind w:left="108"/>
+              <w:jc w:val="center"/>
             </w:pPr>
             <w:r>
               <w:t>${srl_7_2}</w:t>
@@ -6694,6 +6703,7 @@
               <w:pStyle w:val="TableParagraph"/>
               <w:spacing w:line="276" w:lineRule="auto"/>
               <w:ind w:left="108"/>
+              <w:jc w:val="center"/>
             </w:pPr>
             <w:r>
               <w:t>${srl_7_3}</w:t>
@@ -6883,6 +6893,7 @@
               <w:pStyle w:val="TableParagraph"/>
               <w:spacing w:line="276" w:lineRule="auto"/>
               <w:ind w:left="108"/>
+              <w:jc w:val="center"/>
             </w:pPr>
             <w:r>
               <w:t>${srl_8_0}</w:t>
@@ -7070,6 +7081,7 @@
               <w:pStyle w:val="TableParagraph"/>
               <w:spacing w:line="276" w:lineRule="auto"/>
               <w:ind w:left="108"/>
+              <w:jc w:val="center"/>
             </w:pPr>
             <w:r>
               <w:t>${srl_8_1}</w:t>
@@ -7281,6 +7293,7 @@
               <w:pStyle w:val="TableParagraph"/>
               <w:spacing w:line="276" w:lineRule="auto"/>
               <w:ind w:left="108"/>
+              <w:jc w:val="center"/>
             </w:pPr>
             <w:r>
               <w:t>${srl_8_2}</w:t>
@@ -7448,6 +7461,7 @@
               <w:pStyle w:val="TableParagraph"/>
               <w:spacing w:line="276" w:lineRule="auto"/>
               <w:ind w:left="108"/>
+              <w:jc w:val="center"/>
             </w:pPr>
             <w:r>
               <w:t>${srl_8_3}</w:t>
@@ -7730,6 +7744,7 @@
               <w:pStyle w:val="TableParagraph"/>
               <w:spacing w:line="276" w:lineRule="auto"/>
               <w:ind w:left="108"/>
+              <w:jc w:val="center"/>
             </w:pPr>
             <w:r>
               <w:t>${srl_9_0}</w:t>
@@ -7845,6 +7860,7 @@
               <w:pStyle w:val="TableParagraph"/>
               <w:spacing w:line="276" w:lineRule="auto"/>
               <w:ind w:left="108"/>
+              <w:jc w:val="center"/>
             </w:pPr>
             <w:r>
               <w:t>${srl_9_1}</w:t>
@@ -7954,6 +7970,7 @@
               <w:pStyle w:val="TableParagraph"/>
               <w:spacing w:line="276" w:lineRule="auto"/>
               <w:ind w:left="108"/>
+              <w:jc w:val="center"/>
             </w:pPr>
             <w:r>
               <w:t>${srl_9_2}</w:t>
@@ -9270,7 +9287,7 @@
             </wp:anchor>
           </w:drawing>
         </mc:Choice>
-        <mc:Fallback xmlns:pic="http://schemas.openxmlformats.org/drawingml/2006/picture" xmlns:a="http://schemas.openxmlformats.org/drawingml/2006/main">
+        <mc:Fallback xmlns:a="http://schemas.openxmlformats.org/drawingml/2006/main" xmlns:pic="http://schemas.openxmlformats.org/drawingml/2006/picture">
           <w:pict>
             <v:shape id="Graphic 3" style="position:absolute;margin-left:34.55pt;margin-top:105.95pt;width:542.8pt;height:.5pt;z-index:-15937536;visibility:visible;mso-wrap-style:square;mso-wrap-distance-left:0;mso-wrap-distance-top:0;mso-wrap-distance-right:0;mso-wrap-distance-bottom:0;mso-position-horizontal:absolute;mso-position-horizontal-relative:page;mso-position-vertical:absolute;mso-position-vertical-relative:page;v-text-anchor:top" coordsize="6893559,6350" o:spid="_x0000_s1026" fillcolor="gray" stroked="f" path="m6893052,6095l,6095,,,6893052,r,6095xe" o:gfxdata="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" w14:anchorId="27030E7B">
               <v:path arrowok="t"/>
@@ -10948,15 +10965,6 @@
 </file>
 
 <file path=customXml/item1.xml><?xml version="1.0" encoding="utf-8"?>
-<?mso-contentType ?>
-<FormTemplates xmlns="http://schemas.microsoft.com/sharepoint/v3/contenttype/forms">
-  <Display>DocumentLibraryForm</Display>
-  <Edit>DocumentLibraryForm</Edit>
-  <New>DocumentLibraryForm</New>
-</FormTemplates>
-</file>
-
-<file path=customXml/item2.xml><?xml version="1.0" encoding="utf-8"?>
 <p:properties xmlns:p="http://schemas.microsoft.com/office/2006/metadata/properties" xmlns:xsi="http://www.w3.org/2001/XMLSchema-instance" xmlns:pc="http://schemas.microsoft.com/office/infopath/2007/PartnerControls">
   <documentManagement>
     <lcf76f155ced4ddcb4097134ff3c332f xmlns="3eb70eef-0276-44fc-bfbe-a8ec26fe024c">
@@ -10964,6 +10972,15 @@
     </lcf76f155ced4ddcb4097134ff3c332f>
   </documentManagement>
 </p:properties>
+</file>
+
+<file path=customXml/item2.xml><?xml version="1.0" encoding="utf-8"?>
+<?mso-contentType ?>
+<FormTemplates xmlns="http://schemas.microsoft.com/sharepoint/v3/contenttype/forms">
+  <Display>DocumentLibraryForm</Display>
+  <Edit>DocumentLibraryForm</Edit>
+  <New>DocumentLibraryForm</New>
+</FormTemplates>
 </file>
 
 <file path=customXml/item3.xml><?xml version="1.0" encoding="utf-8"?>
@@ -11151,19 +11168,19 @@
 </file>
 
 <file path=customXml/itemProps1.xml><?xml version="1.0" encoding="utf-8"?>
-<ds:datastoreItem xmlns:ds="http://schemas.openxmlformats.org/officeDocument/2006/customXml" ds:itemID="{5C9D63AF-4DB6-4688-8528-3260FF32D1B3}">
+<ds:datastoreItem xmlns:ds="http://schemas.openxmlformats.org/officeDocument/2006/customXml" ds:itemID="{529692E6-3658-4250-8316-AE38D1E0A441}">
   <ds:schemaRefs>
-    <ds:schemaRef ds:uri="http://schemas.microsoft.com/sharepoint/v3/contenttype/forms"/>
+    <ds:schemaRef ds:uri="http://schemas.microsoft.com/office/2006/metadata/properties"/>
+    <ds:schemaRef ds:uri="http://schemas.microsoft.com/office/infopath/2007/PartnerControls"/>
+    <ds:schemaRef ds:uri="3eb70eef-0276-44fc-bfbe-a8ec26fe024c"/>
   </ds:schemaRefs>
 </ds:datastoreItem>
 </file>
 
 <file path=customXml/itemProps2.xml><?xml version="1.0" encoding="utf-8"?>
-<ds:datastoreItem xmlns:ds="http://schemas.openxmlformats.org/officeDocument/2006/customXml" ds:itemID="{529692E6-3658-4250-8316-AE38D1E0A441}">
+<ds:datastoreItem xmlns:ds="http://schemas.openxmlformats.org/officeDocument/2006/customXml" ds:itemID="{5C9D63AF-4DB6-4688-8528-3260FF32D1B3}">
   <ds:schemaRefs>
-    <ds:schemaRef ds:uri="http://schemas.microsoft.com/office/2006/metadata/properties"/>
-    <ds:schemaRef ds:uri="http://schemas.microsoft.com/office/infopath/2007/PartnerControls"/>
-    <ds:schemaRef ds:uri="3eb70eef-0276-44fc-bfbe-a8ec26fe024c"/>
+    <ds:schemaRef ds:uri="http://schemas.microsoft.com/sharepoint/v3/contenttype/forms"/>
   </ds:schemaRefs>
 </ds:datastoreItem>
 </file>

--- a/resources/document-templates/startup-tech-assessment-srl-template.docx
+++ b/resources/document-templates/startup-tech-assessment-srl-template.docx
@@ -8024,22 +8024,40 @@
     <w:p>
       <w:pPr>
         <w:pStyle w:val="BodyText"/>
+        <w:spacing w:before="101"/>
+      </w:pPr>
+    </w:p>
+    <w:p>
+      <w:pPr>
+        <w:spacing w:after="0"/>
+      </w:pPr>
+      <w:r>
+        <w:t>${sig_slot_1}</w:t>
+      </w:r>
+    </w:p>
+    <w:p>
+      <w:pPr>
+        <w:pStyle w:val="BodyText"/>
         <w:spacing w:before="1"/>
       </w:pPr>
       <w:r>
-        <w:t>Evaluated</w:t>
+        <w:rPr>
+          <w:sz w:val="24"/>
+          <w:szCs w:val="24"/>
+        </w:rPr>
+        <w:t xml:space="preserve">${evaluated_by_label}</w:t>
       </w:r>
       <w:r>
         <w:rPr>
           <w:spacing w:val="-2"/>
         </w:rPr>
-        <w:t xml:space="preserve"> </w:t>
+        <w:t xml:space="preserve"/>
       </w:r>
       <w:r>
         <w:rPr>
           <w:spacing w:val="-5"/>
         </w:rPr>
-        <w:t>by:</w:t>
+        <w:t xml:space="preserve"/>
       </w:r>
     </w:p>
     <w:p>
@@ -8081,17 +8099,29 @@
       <w:pPr>
         <w:pStyle w:val="BodyText"/>
         <w:spacing w:before="40"/>
-        <w:ind w:right="4022"/>
+      </w:pPr>
+    </w:p>
+    <w:p>
+      <w:pPr>
+        <w:pStyle w:val="BodyText"/>
+        <w:spacing w:before="101"/>
+      </w:pPr>
+    </w:p>
+    <w:p>
+      <w:pPr>
+        <w:spacing w:after="0"/>
       </w:pPr>
       <w:r>
-        <w:t>${evaluated_by_position_2}</w:t>
+        <w:t>${/sig_slot_1}</w:t>
       </w:r>
     </w:p>
     <w:p>
       <w:pPr>
-        <w:pStyle w:val="BodyText"/>
-        <w:spacing w:before="40"/>
+        <w:spacing w:after="0"/>
       </w:pPr>
+      <w:r>
+        <w:t>${sig_slot_2}</w:t>
+      </w:r>
     </w:p>
     <w:p>
       <w:pPr>
@@ -8100,10 +8130,14 @@
         <w:ind w:right="4022"/>
       </w:pPr>
       <w:r>
-        <w:t>Reviewed by</w:t>
+        <w:rPr>
+          <w:sz w:val="24"/>
+          <w:szCs w:val="24"/>
+        </w:rPr>
+        <w:t xml:space="preserve">${reviewed_by_label}</w:t>
       </w:r>
       <w:r>
-        <w:t>:</w:t>
+        <w:t xml:space="preserve"/>
       </w:r>
     </w:p>
     <w:p>
@@ -8185,17 +8219,29 @@
     </w:p>
     <w:p>
       <w:pPr>
+        <w:spacing w:after="0"/>
+      </w:pPr>
+      <w:r>
+        <w:t>${/sig_slot_2}</w:t>
+      </w:r>
+    </w:p>
+    <w:p>
+      <w:pPr>
         <w:pStyle w:val="BodyText"/>
         <w:ind w:left="5760"/>
       </w:pPr>
       <w:r>
-        <w:t xml:space="preserve">Noted </w:t>
+        <w:rPr>
+          <w:sz w:val="24"/>
+          <w:szCs w:val="24"/>
+        </w:rPr>
+        <w:t xml:space="preserve">${noted_by_label}</w:t>
       </w:r>
       <w:r>
         <w:rPr>
           <w:spacing w:val="-5"/>
         </w:rPr>
-        <w:t>by:</w:t>
+        <w:t xml:space="preserve"/>
       </w:r>
     </w:p>
     <w:p>
@@ -8233,16 +8279,6 @@
       </w:pPr>
       <w:r>
         <w:t>${noted_by_position_1}</w:t>
-      </w:r>
-    </w:p>
-    <w:p>
-      <w:pPr>
-        <w:pStyle w:val="BodyText"/>
-        <w:spacing w:before="41"/>
-        <w:ind w:left="5760"/>
-      </w:pPr>
-      <w:r>
-        <w:t>${noted_by_position_2}</w:t>
       </w:r>
     </w:p>
     <w:p>

--- a/resources/document-templates/startup-tech-assessment-srl-template.docx
+++ b/resources/document-templates/startup-tech-assessment-srl-template.docx
@@ -8281,45 +8281,14 @@
         <w:t>${noted_by_position_1}</w:t>
       </w:r>
     </w:p>
-    <w:p>
-      <w:pPr>
-        <w:pStyle w:val="BodyText"/>
-        <w:spacing w:before="41"/>
-      </w:pPr>
-    </w:p>
-    <w:p>
-      <w:pPr>
-        <w:rPr>
-          <w:sz w:val="24"/>
-        </w:rPr>
-        <w:sectPr>
-          <w:headerReference w:type="default" r:id="rId11"/>
-          <w:footerReference w:type="default" r:id="rId12"/>
-          <w:pgSz w:w="11906" w:h="16838" w:code="9"/>
-          <w:pgMar w:top="2400" w:right="1440" w:bottom="1780" w:left="1440" w:header="264" w:footer="1594" w:gutter="0"/>
-          <w:pgNumType w:start="1"/>
-          <w:cols w:space="720"/>
-          <w:docGrid w:linePitch="299"/>
-        </w:sectPr>
-      </w:pPr>
-      <w:r>
-        <w:br w:type="column"/>
-      </w:r>
-    </w:p>
-    <w:p>
-      <w:pPr>
-        <w:pStyle w:val="BodyText"/>
-        <w:spacing w:before="41"/>
-      </w:pPr>
-    </w:p>
     <w:sectPr>
-      <w:pgSz w:w="12240" w:h="20160"/>
+      <w:headerReference w:type="default" r:id="rId11"/>
+      <w:footerReference w:type="default" r:id="rId12"/>
+      <w:pgSz w:w="11906" w:h="16838" w:code="9"/>
       <w:pgMar w:top="2400" w:right="1440" w:bottom="1780" w:left="1440" w:header="264" w:footer="1594" w:gutter="0"/>
       <w:pgNumType w:start="1"/>
-      <w:cols w:num="2" w:space="720" w:equalWidth="0">
-        <w:col w:w="3383" w:space="2377"/>
-        <w:col w:w="3600"/>
-      </w:cols>
+      <w:cols w:space="720"/>
+      <w:docGrid w:linePitch="299"/>
     </w:sectPr>
   </w:body>
 </w:document>

--- a/resources/document-templates/startup-tech-assessment-srl-template.docx
+++ b/resources/document-templates/startup-tech-assessment-srl-template.docx
@@ -8228,7 +8228,7 @@
     <w:p>
       <w:pPr>
         <w:pStyle w:val="BodyText"/>
-        <w:ind w:left="5760"/>
+        <w:ind w:left="3270"/>
       </w:pPr>
       <w:r>
         <w:rPr>
@@ -8254,7 +8254,7 @@
     <w:p>
       <w:pPr>
         <w:pStyle w:val="Heading1"/>
-        <w:ind w:left="5760"/>
+        <w:ind w:left="3270"/>
         <w:rPr>
           <w:u w:val="none"/>
         </w:rPr>
@@ -8275,7 +8275,7 @@
       <w:pPr>
         <w:pStyle w:val="BodyText"/>
         <w:spacing w:before="41"/>
-        <w:ind w:left="5760"/>
+        <w:ind w:left="3270"/>
       </w:pPr>
       <w:r>
         <w:t>${noted_by_position_1}</w:t>

--- a/resources/document-templates/startup-tech-assessment-srl-template.docx
+++ b/resources/document-templates/startup-tech-assessment-srl-template.docx
@@ -8092,6 +8092,10 @@
         <w:spacing w:before="44"/>
       </w:pPr>
       <w:r>
+        <w:rPr>
+          <w:i/>
+          <w:iCs/>
+        </w:rPr>
         <w:t>${evaluated_by_position_1}</w:t>
       </w:r>
     </w:p>
@@ -8172,14 +8176,26 @@
         <w:spacing w:before="41"/>
       </w:pPr>
       <w:r>
+        <w:rPr>
+          <w:i/>
+          <w:iCs/>
+        </w:rPr>
         <w:t>${</w:t>
       </w:r>
       <w:proofErr w:type="spellStart"/>
       <w:r>
+        <w:rPr>
+          <w:i/>
+          <w:iCs/>
+        </w:rPr>
         <w:t>reviewed_by_position</w:t>
       </w:r>
       <w:proofErr w:type="spellEnd"/>
       <w:r>
+        <w:rPr>
+          <w:i/>
+          <w:iCs/>
+        </w:rPr>
         <w:t>}</w:t>
       </w:r>
       <w:r>
@@ -8278,6 +8294,10 @@
         <w:ind w:left="3270"/>
       </w:pPr>
       <w:r>
+        <w:rPr>
+          <w:i/>
+          <w:iCs/>
+        </w:rPr>
         <w:t>${noted_by_position_1}</w:t>
       </w:r>
     </w:p>

--- a/resources/document-templates/startup-tech-assessment-srl-template.docx
+++ b/resources/document-templates/startup-tech-assessment-srl-template.docx
@@ -8305,7 +8305,7 @@
       <w:headerReference w:type="default" r:id="rId11"/>
       <w:footerReference w:type="default" r:id="rId12"/>
       <w:pgSz w:w="11906" w:h="16838" w:code="9"/>
-      <w:pgMar w:top="2400" w:right="1440" w:bottom="1780" w:left="1440" w:header="264" w:footer="1594" w:gutter="0"/>
+      <w:pgMar w:top="2400" w:right="1440" w:bottom="1780" w:left="1440" w:header="264" w:footer="360" w:gutter="0"/>
       <w:pgNumType w:start="1"/>
       <w:cols w:space="720"/>
       <w:docGrid w:linePitch="299"/>
@@ -8337,42 +8337,85 @@
 <w:ftr xmlns:wpc="http://schemas.microsoft.com/office/word/2010/wordprocessingCanvas" xmlns:cx="http://schemas.microsoft.com/office/drawing/2014/chartex" xmlns:cx1="http://schemas.microsoft.com/office/drawing/2015/9/8/chartex" xmlns:cx2="http://schemas.microsoft.com/office/drawing/2015/10/21/chartex" xmlns:cx3="http://schemas.microsoft.com/office/drawing/2016/5/9/chartex" xmlns:cx4="http://schemas.microsoft.com/office/drawing/2016/5/10/chartex" xmlns:cx5="http://schemas.microsoft.com/office/drawing/2016/5/11/chartex" xmlns:cx6="http://schemas.microsoft.com/office/drawing/2016/5/12/chartex" xmlns:cx7="http://schemas.microsoft.com/office/drawing/2016/5/13/chartex" xmlns:cx8="http://schemas.microsoft.com/office/drawing/2016/5/14/chartex" xmlns:mc="http://schemas.openxmlformats.org/markup-compatibility/2006" xmlns:aink="http://schemas.microsoft.com/office/drawing/2016/ink" xmlns:am3d="http://schemas.microsoft.com/office/drawing/2017/model3d" xmlns:o="urn:schemas-microsoft-com:office:office" xmlns:oel="http://schemas.microsoft.com/office/2019/extlst" xmlns:r="http://schemas.openxmlformats.org/officeDocument/2006/relationships" xmlns:m="http://schemas.openxmlformats.org/officeDocument/2006/math" xmlns:v="urn:schemas-microsoft-com:vml" xmlns:wp14="http://schemas.microsoft.com/office/word/2010/wordprocessingDrawing" xmlns:wp="http://schemas.openxmlformats.org/drawingml/2006/wordprocessingDrawing" xmlns:w10="urn:schemas-microsoft-com:office:word" xmlns:w="http://schemas.openxmlformats.org/wordprocessingml/2006/main" xmlns:w14="http://schemas.microsoft.com/office/word/2010/wordml" xmlns:w15="http://schemas.microsoft.com/office/word/2012/wordml" xmlns:w16cex="http://schemas.microsoft.com/office/word/2018/wordml/cex" xmlns:w16cid="http://schemas.microsoft.com/office/word/2016/wordml/cid" xmlns:w16="http://schemas.microsoft.com/office/word/2018/wordml" xmlns:w16du="http://schemas.microsoft.com/office/word/2023/wordml/word16du" xmlns:w16sdtdh="http://schemas.microsoft.com/office/word/2020/wordml/sdtdatahash" xmlns:w16sdtfl="http://schemas.microsoft.com/office/word/2024/wordml/sdtformatlock" xmlns:w16se="http://schemas.microsoft.com/office/word/2015/wordml/symex" xmlns:wpg="http://schemas.microsoft.com/office/word/2010/wordprocessingGroup" xmlns:wpi="http://schemas.microsoft.com/office/word/2010/wordprocessingInk" xmlns:wne="http://schemas.microsoft.com/office/word/2006/wordml" xmlns:wps="http://schemas.microsoft.com/office/word/2010/wordprocessingShape" mc:Ignorable="w14 w15 w16se w16cid w16 w16cex w16sdtdh w16sdtfl w16du wp14">
   <w:p>
     <w:pPr>
-      <w:pStyle w:val="BodyText"/>
-      <w:spacing w:line="14" w:lineRule="auto"/>
+      <w:widowControl/>
+      <w:pBdr>
+        <w:top w:val="nil"/>
+        <w:left w:val="nil"/>
+        <w:bottom w:val="nil"/>
+        <w:right w:val="nil"/>
+        <w:between w:val="nil"/>
+      </w:pBdr>
+      <w:tabs>
+        <w:tab w:val="center" w:pos="4680"/>
+        <w:tab w:val="right" w:pos="9360"/>
+      </w:tabs>
+      <w:spacing w:before="140"/>
       <w:rPr>
-        <w:sz w:val="20"/>
+        <w:rFonts w:ascii="Arial" w:eastAsia="Arial" w:hAnsi="Arial" w:cs="Arial"/>
+        <w:color w:val="000000"/>
+        <w:sz w:val="16"/>
+        <w:szCs w:val="16"/>
       </w:rPr>
     </w:pPr>
+    <w:bookmarkStart w:id="0" w:name="_heading=h.c5o5a9xy4v4f" w:colFirst="0" w:colLast="0"/>
+    <w:bookmarkEnd w:id="0"/>
+    <w:r>
+      <w:rPr>
+        <w:rFonts w:ascii="Arial" w:eastAsia="Arial" w:hAnsi="Arial" w:cs="Arial"/>
+        <w:color w:val="000000"/>
+        <w:sz w:val="16"/>
+        <w:szCs w:val="16"/>
+      </w:rPr>
+      <w:t xml:space="preserve">PUP A. Mabini Campus, </w:t>
+    </w:r>
+    <w:proofErr w:type="spellStart"/>
+    <w:r>
+      <w:rPr>
+        <w:rFonts w:ascii="Arial" w:eastAsia="Arial" w:hAnsi="Arial" w:cs="Arial"/>
+        <w:color w:val="000000"/>
+        <w:sz w:val="16"/>
+        <w:szCs w:val="16"/>
+      </w:rPr>
+      <w:t>Anonas</w:t>
+    </w:r>
+    <w:proofErr w:type="spellEnd"/>
+    <w:r>
+      <w:rPr>
+        <w:rFonts w:ascii="Arial" w:eastAsia="Arial" w:hAnsi="Arial" w:cs="Arial"/>
+        <w:color w:val="000000"/>
+        <w:sz w:val="16"/>
+        <w:szCs w:val="16"/>
+      </w:rPr>
+      <w:t xml:space="preserve"> Street, Sta. Mesa, Manila 1016</w:t>
+    </w:r>
     <w:r>
       <w:rPr>
         <w:noProof/>
-        <w:sz w:val="20"/>
       </w:rPr>
       <w:drawing>
-        <wp:anchor distT="0" distB="0" distL="0" distR="0" simplePos="0" relativeHeight="487379968" behindDoc="1" locked="0" layoutInCell="1" allowOverlap="1" wp14:anchorId="773098E2" wp14:editId="1E660440">
+        <wp:anchor distT="0" distB="0" distL="0" distR="0" simplePos="0" relativeHeight="251662336" behindDoc="1" locked="0" layoutInCell="1" hidden="0" allowOverlap="1" wp14:anchorId="11484A87" wp14:editId="1D5FCA87">
           <wp:simplePos x="0" y="0"/>
-          <wp:positionH relativeFrom="page">
-            <wp:posOffset>4975859</wp:posOffset>
+          <wp:positionH relativeFrom="column">
+            <wp:posOffset>3851366</wp:posOffset>
           </wp:positionH>
-          <wp:positionV relativeFrom="page">
-            <wp:posOffset>11859767</wp:posOffset>
+          <wp:positionV relativeFrom="paragraph">
+            <wp:posOffset>0</wp:posOffset>
           </wp:positionV>
-          <wp:extent cx="2462783" cy="758952"/>
+          <wp:extent cx="1997050" cy="808330"/>
           <wp:effectExtent l="0" t="0" r="0" b="0"/>
           <wp:wrapNone/>
-          <wp:docPr id="1474350467" name="Image 5"/>
-          <wp:cNvGraphicFramePr>
-            <a:graphicFrameLocks xmlns:a="http://schemas.openxmlformats.org/drawingml/2006/main"/>
-          </wp:cNvGraphicFramePr>
+          <wp:docPr id="1747821401" name="image3.jpg" descr="A close-up of a list of information&#10;&#10;Description automatically generated"/>
+          <wp:cNvGraphicFramePr/>
           <a:graphic xmlns:a="http://schemas.openxmlformats.org/drawingml/2006/main">
             <a:graphicData uri="http://schemas.openxmlformats.org/drawingml/2006/picture">
               <pic:pic xmlns:pic="http://schemas.openxmlformats.org/drawingml/2006/picture">
                 <pic:nvPicPr>
-                  <pic:cNvPr id="5" name="Image 5"/>
-                  <pic:cNvPicPr/>
+                  <pic:cNvPr id="0" name="image3.jpg" descr="A close-up of a list of information&#10;&#10;Description automatically generated"/>
+                  <pic:cNvPicPr preferRelativeResize="0"/>
                 </pic:nvPicPr>
                 <pic:blipFill>
-                  <a:blip r:embed="rId1" cstate="print"/>
+                  <a:blip r:embed="rId1"/>
+                  <a:srcRect/>
                   <a:stretch>
                     <a:fillRect/>
                   </a:stretch>
@@ -8380,11 +8423,12 @@
                 <pic:spPr>
                   <a:xfrm>
                     <a:off x="0" y="0"/>
-                    <a:ext cx="2462783" cy="758952"/>
+                    <a:ext cx="1997050" cy="808330"/>
                   </a:xfrm>
                   <a:prstGeom prst="rect">
                     <a:avLst/>
                   </a:prstGeom>
+                  <a:ln/>
                 </pic:spPr>
               </pic:pic>
             </a:graphicData>
@@ -8392,718 +8436,205 @@
         </wp:anchor>
       </w:drawing>
     </w:r>
+  </w:p>
+  <w:p>
+    <w:pPr>
+      <w:widowControl/>
+      <w:pBdr>
+        <w:top w:val="nil"/>
+        <w:left w:val="nil"/>
+        <w:bottom w:val="nil"/>
+        <w:right w:val="nil"/>
+        <w:between w:val="nil"/>
+      </w:pBdr>
+      <w:tabs>
+        <w:tab w:val="center" w:pos="4680"/>
+        <w:tab w:val="right" w:pos="9360"/>
+      </w:tabs>
+      <w:rPr>
+        <w:rFonts w:ascii="Arial" w:eastAsia="Arial" w:hAnsi="Arial" w:cs="Arial"/>
+        <w:color w:val="000000"/>
+        <w:sz w:val="16"/>
+        <w:szCs w:val="16"/>
+      </w:rPr>
+    </w:pPr>
     <w:r>
       <w:rPr>
-        <w:noProof/>
-        <w:sz w:val="20"/>
+        <w:rFonts w:ascii="Arial" w:eastAsia="Arial" w:hAnsi="Arial" w:cs="Arial"/>
+        <w:color w:val="000000"/>
+        <w:sz w:val="16"/>
+        <w:szCs w:val="16"/>
       </w:rPr>
-      <mc:AlternateContent>
-        <mc:Choice Requires="wps">
-          <w:drawing>
-            <wp:anchor distT="0" distB="0" distL="0" distR="0" simplePos="0" relativeHeight="487380480" behindDoc="1" locked="0" layoutInCell="1" allowOverlap="1" wp14:anchorId="4ABDBF53" wp14:editId="6C61B635">
-              <wp:simplePos x="0" y="0"/>
-              <wp:positionH relativeFrom="page">
-                <wp:posOffset>901700</wp:posOffset>
-              </wp:positionH>
-              <wp:positionV relativeFrom="page">
-                <wp:posOffset>11649414</wp:posOffset>
-              </wp:positionV>
-              <wp:extent cx="3362960" cy="756285"/>
-              <wp:effectExtent l="0" t="0" r="0" b="0"/>
-              <wp:wrapNone/>
-              <wp:docPr id="6" name="Textbox 6"/>
-              <wp:cNvGraphicFramePr>
-                <a:graphicFrameLocks xmlns:a="http://schemas.openxmlformats.org/drawingml/2006/main"/>
-              </wp:cNvGraphicFramePr>
-              <a:graphic xmlns:a="http://schemas.openxmlformats.org/drawingml/2006/main">
-                <a:graphicData uri="http://schemas.microsoft.com/office/word/2010/wordprocessingShape">
-                  <wps:wsp>
-                    <wps:cNvSpPr txBox="1">
-                      <a:spLocks/>
-                    </wps:cNvSpPr>
-                    <wps:spPr>
-                      <a:xfrm>
-                        <a:off x="0" y="0"/>
-                        <a:ext cx="3362960" cy="756285"/>
-                      </a:xfrm>
-                      <a:prstGeom prst="rect">
-                        <a:avLst/>
-                      </a:prstGeom>
-                    </wps:spPr>
-                    <wps:txbx>
-                      <w:txbxContent>
-                        <w:p>
-                          <w:pPr>
-                            <w:spacing w:before="15" w:line="278" w:lineRule="auto"/>
-                            <w:ind w:left="20" w:right="368"/>
-                            <w:rPr>
-                              <w:rFonts w:ascii="Arial MT"/>
-                              <w:sz w:val="16"/>
-                            </w:rPr>
-                          </w:pPr>
-                          <w:r>
-                            <w:rPr>
-                              <w:rFonts w:ascii="Arial MT"/>
-                              <w:sz w:val="16"/>
-                            </w:rPr>
-                            <w:t>PUP</w:t>
-                          </w:r>
-                          <w:r>
-                            <w:rPr>
-                              <w:rFonts w:ascii="Arial MT"/>
-                              <w:spacing w:val="-4"/>
-                              <w:sz w:val="16"/>
-                            </w:rPr>
-                            <w:t xml:space="preserve"> </w:t>
-                          </w:r>
-                          <w:r>
-                            <w:rPr>
-                              <w:rFonts w:ascii="Arial MT"/>
-                              <w:sz w:val="16"/>
-                            </w:rPr>
-                            <w:t>A.</w:t>
-                          </w:r>
-                          <w:r>
-                            <w:rPr>
-                              <w:rFonts w:ascii="Arial MT"/>
-                              <w:spacing w:val="-3"/>
-                              <w:sz w:val="16"/>
-                            </w:rPr>
-                            <w:t xml:space="preserve"> </w:t>
-                          </w:r>
-                          <w:r>
-                            <w:rPr>
-                              <w:rFonts w:ascii="Arial MT"/>
-                              <w:sz w:val="16"/>
-                            </w:rPr>
-                            <w:t>Mabini</w:t>
-                          </w:r>
-                          <w:r>
-                            <w:rPr>
-                              <w:rFonts w:ascii="Arial MT"/>
-                              <w:spacing w:val="-5"/>
-                              <w:sz w:val="16"/>
-                            </w:rPr>
-                            <w:t xml:space="preserve"> </w:t>
-                          </w:r>
-                          <w:r>
-                            <w:rPr>
-                              <w:rFonts w:ascii="Arial MT"/>
-                              <w:sz w:val="16"/>
-                            </w:rPr>
-                            <w:t>Campus,</w:t>
-                          </w:r>
-                          <w:r>
-                            <w:rPr>
-                              <w:rFonts w:ascii="Arial MT"/>
-                              <w:spacing w:val="-4"/>
-                              <w:sz w:val="16"/>
-                            </w:rPr>
-                            <w:t xml:space="preserve"> </w:t>
-                          </w:r>
-                          <w:proofErr w:type="spellStart"/>
-                          <w:r>
-                            <w:rPr>
-                              <w:rFonts w:ascii="Arial MT"/>
-                              <w:sz w:val="16"/>
-                            </w:rPr>
-                            <w:t>Anonas</w:t>
-                          </w:r>
-                          <w:proofErr w:type="spellEnd"/>
-                          <w:r>
-                            <w:rPr>
-                              <w:rFonts w:ascii="Arial MT"/>
-                              <w:spacing w:val="-4"/>
-                              <w:sz w:val="16"/>
-                            </w:rPr>
-                            <w:t xml:space="preserve"> </w:t>
-                          </w:r>
-                          <w:r>
-                            <w:rPr>
-                              <w:rFonts w:ascii="Arial MT"/>
-                              <w:sz w:val="16"/>
-                            </w:rPr>
-                            <w:t>Street,</w:t>
-                          </w:r>
-                          <w:r>
-                            <w:rPr>
-                              <w:rFonts w:ascii="Arial MT"/>
-                              <w:spacing w:val="-4"/>
-                              <w:sz w:val="16"/>
-                            </w:rPr>
-                            <w:t xml:space="preserve"> </w:t>
-                          </w:r>
-                          <w:r>
-                            <w:rPr>
-                              <w:rFonts w:ascii="Arial MT"/>
-                              <w:sz w:val="16"/>
-                            </w:rPr>
-                            <w:t>Sta.</w:t>
-                          </w:r>
-                          <w:r>
-                            <w:rPr>
-                              <w:rFonts w:ascii="Arial MT"/>
-                              <w:spacing w:val="-4"/>
-                              <w:sz w:val="16"/>
-                            </w:rPr>
-                            <w:t xml:space="preserve"> </w:t>
-                          </w:r>
-                          <w:r>
-                            <w:rPr>
-                              <w:rFonts w:ascii="Arial MT"/>
-                              <w:sz w:val="16"/>
-                            </w:rPr>
-                            <w:t>Mesa,</w:t>
-                          </w:r>
-                          <w:r>
-                            <w:rPr>
-                              <w:rFonts w:ascii="Arial MT"/>
-                              <w:spacing w:val="-4"/>
-                              <w:sz w:val="16"/>
-                            </w:rPr>
-                            <w:t xml:space="preserve"> </w:t>
-                          </w:r>
-                          <w:r>
-                            <w:rPr>
-                              <w:rFonts w:ascii="Arial MT"/>
-                              <w:sz w:val="16"/>
-                            </w:rPr>
-                            <w:t>Manila</w:t>
-                          </w:r>
-                          <w:r>
-                            <w:rPr>
-                              <w:rFonts w:ascii="Arial MT"/>
-                              <w:spacing w:val="-3"/>
-                              <w:sz w:val="16"/>
-                            </w:rPr>
-                            <w:t xml:space="preserve"> </w:t>
-                          </w:r>
-                          <w:r>
-                            <w:rPr>
-                              <w:rFonts w:ascii="Arial MT"/>
-                              <w:sz w:val="16"/>
-                            </w:rPr>
-                            <w:t>1016 Trunk Line: 335-1787 or 335-1777</w:t>
-                          </w:r>
-                        </w:p>
-                        <w:p>
-                          <w:pPr>
-                            <w:spacing w:line="182" w:lineRule="exact"/>
-                            <w:ind w:left="20"/>
-                            <w:rPr>
-                              <w:rFonts w:ascii="Arial MT"/>
-                              <w:sz w:val="16"/>
-                            </w:rPr>
-                          </w:pPr>
-                          <w:r>
-                            <w:rPr>
-                              <w:rFonts w:ascii="Arial MT"/>
-                              <w:sz w:val="16"/>
-                            </w:rPr>
-                            <w:t>Website:</w:t>
-                          </w:r>
-                          <w:r>
-                            <w:rPr>
-                              <w:rFonts w:ascii="Arial MT"/>
-                              <w:spacing w:val="-3"/>
-                              <w:sz w:val="16"/>
-                            </w:rPr>
-                            <w:t xml:space="preserve"> </w:t>
-                          </w:r>
-                          <w:hyperlink r:id="rId2">
-                            <w:r>
-                              <w:rPr>
-                                <w:rFonts w:ascii="Arial MT"/>
-                                <w:sz w:val="16"/>
-                              </w:rPr>
-                              <w:t>www.pup.edu.ph</w:t>
-                            </w:r>
-                          </w:hyperlink>
-                          <w:r>
-                            <w:rPr>
-                              <w:rFonts w:ascii="Arial MT"/>
-                              <w:spacing w:val="-4"/>
-                              <w:sz w:val="16"/>
-                            </w:rPr>
-                            <w:t xml:space="preserve"> </w:t>
-                          </w:r>
-                          <w:r>
-                            <w:rPr>
-                              <w:rFonts w:ascii="Arial MT"/>
-                              <w:sz w:val="16"/>
-                            </w:rPr>
-                            <w:t>|</w:t>
-                          </w:r>
-                          <w:r>
-                            <w:rPr>
-                              <w:rFonts w:ascii="Arial MT"/>
-                              <w:spacing w:val="-5"/>
-                              <w:sz w:val="16"/>
-                            </w:rPr>
-                            <w:t xml:space="preserve"> </w:t>
-                          </w:r>
-                          <w:r>
-                            <w:rPr>
-                              <w:rFonts w:ascii="Arial MT"/>
-                              <w:sz w:val="16"/>
-                            </w:rPr>
-                            <w:t>Inquiries:</w:t>
-                          </w:r>
-                          <w:r>
-                            <w:rPr>
-                              <w:rFonts w:ascii="Arial MT"/>
-                              <w:spacing w:val="-5"/>
-                              <w:sz w:val="16"/>
-                            </w:rPr>
-                            <w:t xml:space="preserve"> </w:t>
-                          </w:r>
-                          <w:r>
-                            <w:rPr>
-                              <w:rFonts w:ascii="Arial MT"/>
-                              <w:spacing w:val="-2"/>
-                              <w:sz w:val="16"/>
-                            </w:rPr>
-                            <w:t>https://bit.ly/PUPSINTA</w:t>
-                          </w:r>
-                        </w:p>
-                        <w:p>
-                          <w:pPr>
-                            <w:spacing w:before="155"/>
-                            <w:ind w:left="20"/>
-                            <w:rPr>
-                              <w:sz w:val="34"/>
-                            </w:rPr>
-                          </w:pPr>
-                          <w:r>
-                            <w:rPr>
-                              <w:sz w:val="34"/>
-                            </w:rPr>
-                            <w:t>T</w:t>
-                          </w:r>
-                          <w:r>
-                            <w:rPr>
-                              <w:sz w:val="30"/>
-                            </w:rPr>
-                            <w:t>HE</w:t>
-                          </w:r>
-                          <w:r>
-                            <w:rPr>
-                              <w:spacing w:val="-4"/>
-                              <w:sz w:val="30"/>
-                            </w:rPr>
-                            <w:t xml:space="preserve"> </w:t>
-                          </w:r>
-                          <w:r>
-                            <w:rPr>
-                              <w:sz w:val="34"/>
-                            </w:rPr>
-                            <w:t>C</w:t>
-                          </w:r>
-                          <w:r>
-                            <w:rPr>
-                              <w:sz w:val="30"/>
-                            </w:rPr>
-                            <w:t>OUNTRY’S</w:t>
-                          </w:r>
-                          <w:r>
-                            <w:rPr>
-                              <w:spacing w:val="-3"/>
-                              <w:sz w:val="30"/>
-                            </w:rPr>
-                            <w:t xml:space="preserve"> </w:t>
-                          </w:r>
-                          <w:r>
-                            <w:rPr>
-                              <w:sz w:val="34"/>
-                            </w:rPr>
-                            <w:t>1</w:t>
-                          </w:r>
-                          <w:r>
-                            <w:rPr>
-                              <w:sz w:val="34"/>
-                              <w:vertAlign w:val="superscript"/>
-                            </w:rPr>
-                            <w:t>st</w:t>
-                          </w:r>
-                          <w:r>
-                            <w:rPr>
-                              <w:spacing w:val="1"/>
-                              <w:sz w:val="34"/>
-                            </w:rPr>
-                            <w:t xml:space="preserve"> </w:t>
-                          </w:r>
-                          <w:r>
-                            <w:rPr>
-                              <w:spacing w:val="-2"/>
-                              <w:sz w:val="34"/>
-                            </w:rPr>
-                            <w:t>P</w:t>
-                          </w:r>
-                          <w:r>
-                            <w:rPr>
-                              <w:spacing w:val="-2"/>
-                              <w:sz w:val="30"/>
-                            </w:rPr>
-                            <w:t>OLYTECHNIC</w:t>
-                          </w:r>
-                          <w:r>
-                            <w:rPr>
-                              <w:spacing w:val="-2"/>
-                              <w:sz w:val="34"/>
-                            </w:rPr>
-                            <w:t>U</w:t>
-                          </w:r>
-                        </w:p>
-                      </w:txbxContent>
-                    </wps:txbx>
-                    <wps:bodyPr wrap="square" lIns="0" tIns="0" rIns="0" bIns="0" rtlCol="0">
-                      <a:noAutofit/>
-                    </wps:bodyPr>
-                  </wps:wsp>
-                </a:graphicData>
-              </a:graphic>
-            </wp:anchor>
-          </w:drawing>
-        </mc:Choice>
-        <mc:Fallback>
-          <w:pict>
-            <v:shapetype w14:anchorId="4ABDBF53" id="_x0000_t202" coordsize="21600,21600" o:spt="202" path="m,l,21600r21600,l21600,xe">
-              <v:stroke joinstyle="miter"/>
-              <v:path gradientshapeok="t" o:connecttype="rect"/>
-            </v:shapetype>
-            <v:shape id="Textbox 6" o:spid="_x0000_s1028" type="#_x0000_t202" style="position:absolute;margin-left:71pt;margin-top:917.3pt;width:264.8pt;height:59.55pt;z-index:-15936000;visibility:visible;mso-wrap-style:square;mso-wrap-distance-left:0;mso-wrap-distance-top:0;mso-wrap-distance-right:0;mso-wrap-distance-bottom:0;mso-position-horizontal:absolute;mso-position-horizontal-relative:page;mso-position-vertical:absolute;mso-position-vertical-relative:page;v-text-anchor:top" o:gfxdata="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" filled="f" stroked="f">
-              <v:textbox inset="0,0,0,0">
-                <w:txbxContent>
-                  <w:p>
-                    <w:pPr>
-                      <w:spacing w:before="15" w:line="278" w:lineRule="auto"/>
-                      <w:ind w:left="20" w:right="368"/>
-                      <w:rPr>
-                        <w:rFonts w:ascii="Arial MT"/>
-                        <w:sz w:val="16"/>
-                      </w:rPr>
-                    </w:pPr>
-                    <w:r>
-                      <w:rPr>
-                        <w:rFonts w:ascii="Arial MT"/>
-                        <w:sz w:val="16"/>
-                      </w:rPr>
-                      <w:t>PUP</w:t>
-                    </w:r>
-                    <w:r>
-                      <w:rPr>
-                        <w:rFonts w:ascii="Arial MT"/>
-                        <w:spacing w:val="-4"/>
-                        <w:sz w:val="16"/>
-                      </w:rPr>
-                      <w:t xml:space="preserve"> </w:t>
-                    </w:r>
-                    <w:r>
-                      <w:rPr>
-                        <w:rFonts w:ascii="Arial MT"/>
-                        <w:sz w:val="16"/>
-                      </w:rPr>
-                      <w:t>A.</w:t>
-                    </w:r>
-                    <w:r>
-                      <w:rPr>
-                        <w:rFonts w:ascii="Arial MT"/>
-                        <w:spacing w:val="-3"/>
-                        <w:sz w:val="16"/>
-                      </w:rPr>
-                      <w:t xml:space="preserve"> </w:t>
-                    </w:r>
-                    <w:r>
-                      <w:rPr>
-                        <w:rFonts w:ascii="Arial MT"/>
-                        <w:sz w:val="16"/>
-                      </w:rPr>
-                      <w:t>Mabini</w:t>
-                    </w:r>
-                    <w:r>
-                      <w:rPr>
-                        <w:rFonts w:ascii="Arial MT"/>
-                        <w:spacing w:val="-5"/>
-                        <w:sz w:val="16"/>
-                      </w:rPr>
-                      <w:t xml:space="preserve"> </w:t>
-                    </w:r>
-                    <w:r>
-                      <w:rPr>
-                        <w:rFonts w:ascii="Arial MT"/>
-                        <w:sz w:val="16"/>
-                      </w:rPr>
-                      <w:t>Campus,</w:t>
-                    </w:r>
-                    <w:r>
-                      <w:rPr>
-                        <w:rFonts w:ascii="Arial MT"/>
-                        <w:spacing w:val="-4"/>
-                        <w:sz w:val="16"/>
-                      </w:rPr>
-                      <w:t xml:space="preserve"> </w:t>
-                    </w:r>
-                    <w:proofErr w:type="spellStart"/>
-                    <w:r>
-                      <w:rPr>
-                        <w:rFonts w:ascii="Arial MT"/>
-                        <w:sz w:val="16"/>
-                      </w:rPr>
-                      <w:t>Anonas</w:t>
-                    </w:r>
-                    <w:proofErr w:type="spellEnd"/>
-                    <w:r>
-                      <w:rPr>
-                        <w:rFonts w:ascii="Arial MT"/>
-                        <w:spacing w:val="-4"/>
-                        <w:sz w:val="16"/>
-                      </w:rPr>
-                      <w:t xml:space="preserve"> </w:t>
-                    </w:r>
-                    <w:r>
-                      <w:rPr>
-                        <w:rFonts w:ascii="Arial MT"/>
-                        <w:sz w:val="16"/>
-                      </w:rPr>
-                      <w:t>Street,</w:t>
-                    </w:r>
-                    <w:r>
-                      <w:rPr>
-                        <w:rFonts w:ascii="Arial MT"/>
-                        <w:spacing w:val="-4"/>
-                        <w:sz w:val="16"/>
-                      </w:rPr>
-                      <w:t xml:space="preserve"> </w:t>
-                    </w:r>
-                    <w:r>
-                      <w:rPr>
-                        <w:rFonts w:ascii="Arial MT"/>
-                        <w:sz w:val="16"/>
-                      </w:rPr>
-                      <w:t>Sta.</w:t>
-                    </w:r>
-                    <w:r>
-                      <w:rPr>
-                        <w:rFonts w:ascii="Arial MT"/>
-                        <w:spacing w:val="-4"/>
-                        <w:sz w:val="16"/>
-                      </w:rPr>
-                      <w:t xml:space="preserve"> </w:t>
-                    </w:r>
-                    <w:r>
-                      <w:rPr>
-                        <w:rFonts w:ascii="Arial MT"/>
-                        <w:sz w:val="16"/>
-                      </w:rPr>
-                      <w:t>Mesa,</w:t>
-                    </w:r>
-                    <w:r>
-                      <w:rPr>
-                        <w:rFonts w:ascii="Arial MT"/>
-                        <w:spacing w:val="-4"/>
-                        <w:sz w:val="16"/>
-                      </w:rPr>
-                      <w:t xml:space="preserve"> </w:t>
-                    </w:r>
-                    <w:r>
-                      <w:rPr>
-                        <w:rFonts w:ascii="Arial MT"/>
-                        <w:sz w:val="16"/>
-                      </w:rPr>
-                      <w:t>Manila</w:t>
-                    </w:r>
-                    <w:r>
-                      <w:rPr>
-                        <w:rFonts w:ascii="Arial MT"/>
-                        <w:spacing w:val="-3"/>
-                        <w:sz w:val="16"/>
-                      </w:rPr>
-                      <w:t xml:space="preserve"> </w:t>
-                    </w:r>
-                    <w:r>
-                      <w:rPr>
-                        <w:rFonts w:ascii="Arial MT"/>
-                        <w:sz w:val="16"/>
-                      </w:rPr>
-                      <w:t>1016 Trunk Line: 335-1787 or 335-1777</w:t>
-                    </w:r>
-                  </w:p>
-                  <w:p>
-                    <w:pPr>
-                      <w:spacing w:line="182" w:lineRule="exact"/>
-                      <w:ind w:left="20"/>
-                      <w:rPr>
-                        <w:rFonts w:ascii="Arial MT"/>
-                        <w:sz w:val="16"/>
-                      </w:rPr>
-                    </w:pPr>
-                    <w:r>
-                      <w:rPr>
-                        <w:rFonts w:ascii="Arial MT"/>
-                        <w:sz w:val="16"/>
-                      </w:rPr>
-                      <w:t>Website:</w:t>
-                    </w:r>
-                    <w:r>
-                      <w:rPr>
-                        <w:rFonts w:ascii="Arial MT"/>
-                        <w:spacing w:val="-3"/>
-                        <w:sz w:val="16"/>
-                      </w:rPr>
-                      <w:t xml:space="preserve"> </w:t>
-                    </w:r>
-                    <w:hyperlink r:id="rId3">
-                      <w:r>
-                        <w:rPr>
-                          <w:rFonts w:ascii="Arial MT"/>
-                          <w:sz w:val="16"/>
-                        </w:rPr>
-                        <w:t>www.pup.edu.ph</w:t>
-                      </w:r>
-                    </w:hyperlink>
-                    <w:r>
-                      <w:rPr>
-                        <w:rFonts w:ascii="Arial MT"/>
-                        <w:spacing w:val="-4"/>
-                        <w:sz w:val="16"/>
-                      </w:rPr>
-                      <w:t xml:space="preserve"> </w:t>
-                    </w:r>
-                    <w:r>
-                      <w:rPr>
-                        <w:rFonts w:ascii="Arial MT"/>
-                        <w:sz w:val="16"/>
-                      </w:rPr>
-                      <w:t>|</w:t>
-                    </w:r>
-                    <w:r>
-                      <w:rPr>
-                        <w:rFonts w:ascii="Arial MT"/>
-                        <w:spacing w:val="-5"/>
-                        <w:sz w:val="16"/>
-                      </w:rPr>
-                      <w:t xml:space="preserve"> </w:t>
-                    </w:r>
-                    <w:r>
-                      <w:rPr>
-                        <w:rFonts w:ascii="Arial MT"/>
-                        <w:sz w:val="16"/>
-                      </w:rPr>
-                      <w:t>Inquiries:</w:t>
-                    </w:r>
-                    <w:r>
-                      <w:rPr>
-                        <w:rFonts w:ascii="Arial MT"/>
-                        <w:spacing w:val="-5"/>
-                        <w:sz w:val="16"/>
-                      </w:rPr>
-                      <w:t xml:space="preserve"> </w:t>
-                    </w:r>
-                    <w:r>
-                      <w:rPr>
-                        <w:rFonts w:ascii="Arial MT"/>
-                        <w:spacing w:val="-2"/>
-                        <w:sz w:val="16"/>
-                      </w:rPr>
-                      <w:t>https://bit.ly/PUPSINTA</w:t>
-                    </w:r>
-                  </w:p>
-                  <w:p>
-                    <w:pPr>
-                      <w:spacing w:before="155"/>
-                      <w:ind w:left="20"/>
-                      <w:rPr>
-                        <w:sz w:val="34"/>
-                      </w:rPr>
-                    </w:pPr>
-                    <w:r>
-                      <w:rPr>
-                        <w:sz w:val="34"/>
-                      </w:rPr>
-                      <w:t>T</w:t>
-                    </w:r>
-                    <w:r>
-                      <w:rPr>
-                        <w:sz w:val="30"/>
-                      </w:rPr>
-                      <w:t>HE</w:t>
-                    </w:r>
-                    <w:r>
-                      <w:rPr>
-                        <w:spacing w:val="-4"/>
-                        <w:sz w:val="30"/>
-                      </w:rPr>
-                      <w:t xml:space="preserve"> </w:t>
-                    </w:r>
-                    <w:r>
-                      <w:rPr>
-                        <w:sz w:val="34"/>
-                      </w:rPr>
-                      <w:t>C</w:t>
-                    </w:r>
-                    <w:r>
-                      <w:rPr>
-                        <w:sz w:val="30"/>
-                      </w:rPr>
-                      <w:t>OUNTRY’S</w:t>
-                    </w:r>
-                    <w:r>
-                      <w:rPr>
-                        <w:spacing w:val="-3"/>
-                        <w:sz w:val="30"/>
-                      </w:rPr>
-                      <w:t xml:space="preserve"> </w:t>
-                    </w:r>
-                    <w:r>
-                      <w:rPr>
-                        <w:sz w:val="34"/>
-                      </w:rPr>
-                      <w:t>1</w:t>
-                    </w:r>
-                    <w:r>
-                      <w:rPr>
-                        <w:sz w:val="34"/>
-                        <w:vertAlign w:val="superscript"/>
-                      </w:rPr>
-                      <w:t>st</w:t>
-                    </w:r>
-                    <w:r>
-                      <w:rPr>
-                        <w:spacing w:val="1"/>
-                        <w:sz w:val="34"/>
-                      </w:rPr>
-                      <w:t xml:space="preserve"> </w:t>
-                    </w:r>
-                    <w:r>
-                      <w:rPr>
-                        <w:spacing w:val="-2"/>
-                        <w:sz w:val="34"/>
-                      </w:rPr>
-                      <w:t>P</w:t>
-                    </w:r>
-                    <w:r>
-                      <w:rPr>
-                        <w:spacing w:val="-2"/>
-                        <w:sz w:val="30"/>
-                      </w:rPr>
-                      <w:t>OLYTECHNIC</w:t>
-                    </w:r>
-                    <w:r>
-                      <w:rPr>
-                        <w:spacing w:val="-2"/>
-                        <w:sz w:val="34"/>
-                      </w:rPr>
-                      <w:t>U</w:t>
-                    </w:r>
-                  </w:p>
-                </w:txbxContent>
-              </v:textbox>
-              <w10:wrap anchorx="page" anchory="page"/>
-            </v:shape>
-          </w:pict>
-        </mc:Fallback>
-      </mc:AlternateContent>
+      <w:t>Trunk Line: 335-1787 or 335-1777</w:t>
     </w:r>
+  </w:p>
+  <w:p>
+    <w:pPr>
+      <w:widowControl/>
+      <w:pBdr>
+        <w:top w:val="nil"/>
+        <w:left w:val="nil"/>
+        <w:bottom w:val="nil"/>
+        <w:right w:val="nil"/>
+        <w:between w:val="nil"/>
+      </w:pBdr>
+      <w:tabs>
+        <w:tab w:val="center" w:pos="4680"/>
+        <w:tab w:val="right" w:pos="9360"/>
+      </w:tabs>
+      <w:rPr>
+        <w:rFonts w:ascii="Arial" w:eastAsia="Arial" w:hAnsi="Arial" w:cs="Arial"/>
+        <w:color w:val="000000"/>
+        <w:sz w:val="16"/>
+        <w:szCs w:val="16"/>
+      </w:rPr>
+    </w:pPr>
+    <w:r>
+      <w:rPr>
+        <w:rFonts w:ascii="Arial" w:eastAsia="Arial" w:hAnsi="Arial" w:cs="Arial"/>
+        <w:color w:val="000000"/>
+        <w:sz w:val="16"/>
+        <w:szCs w:val="16"/>
+      </w:rPr>
+      <w:t>Website: www.pup.edu.ph | Inquiries: https://bit.ly/PUPSINTA</w:t>
+    </w:r>
+  </w:p>
+  <w:p>
+    <w:pPr>
+      <w:widowControl/>
+      <w:pBdr>
+        <w:top w:val="nil"/>
+        <w:left w:val="nil"/>
+        <w:bottom w:val="nil"/>
+        <w:right w:val="nil"/>
+        <w:between w:val="nil"/>
+      </w:pBdr>
+      <w:tabs>
+        <w:tab w:val="center" w:pos="4680"/>
+        <w:tab w:val="right" w:pos="9360"/>
+      </w:tabs>
+      <w:jc w:val="center"/>
+      <w:rPr>
+        <w:rFonts w:ascii="Lustria" w:eastAsia="Lustria" w:hAnsi="Lustria" w:cs="Lustria"/>
+        <w:color w:val="000000"/>
+        <w:sz w:val="10"/>
+        <w:szCs w:val="10"/>
+      </w:rPr>
+    </w:pPr>
+  </w:p>
+  <w:p>
+    <w:pPr>
+      <w:widowControl/>
+      <w:pBdr>
+        <w:top w:val="nil"/>
+        <w:left w:val="nil"/>
+        <w:bottom w:val="nil"/>
+        <w:right w:val="nil"/>
+        <w:between w:val="nil"/>
+      </w:pBdr>
+      <w:tabs>
+        <w:tab w:val="center" w:pos="4680"/>
+        <w:tab w:val="right" w:pos="9360"/>
+      </w:tabs>
+      <w:rPr>
+        <w:color w:val="000000"/>
+        <w:sz w:val="30"/>
+        <w:szCs w:val="30"/>
+      </w:rPr>
+    </w:pPr>
+    <w:r>
+      <w:rPr>
+        <w:color w:val="000000"/>
+        <w:sz w:val="34"/>
+        <w:szCs w:val="34"/>
+      </w:rPr>
+      <w:t>T</w:t>
+    </w:r>
+    <w:r>
+      <w:rPr>
+        <w:color w:val="000000"/>
+        <w:sz w:val="30"/>
+        <w:szCs w:val="30"/>
+      </w:rPr>
+      <w:t xml:space="preserve">HE </w:t>
+    </w:r>
+    <w:r>
+      <w:rPr>
+        <w:color w:val="000000"/>
+        <w:sz w:val="34"/>
+        <w:szCs w:val="34"/>
+      </w:rPr>
+      <w:t>C</w:t>
+    </w:r>
+    <w:r>
+      <w:rPr>
+        <w:color w:val="000000"/>
+        <w:sz w:val="30"/>
+        <w:szCs w:val="30"/>
+      </w:rPr>
+      <w:t xml:space="preserve">OUNTRY’S </w:t>
+    </w:r>
+    <w:r>
+      <w:rPr>
+        <w:color w:val="000000"/>
+        <w:sz w:val="34"/>
+        <w:szCs w:val="34"/>
+      </w:rPr>
+      <w:t>1</w:t>
+    </w:r>
+    <w:r>
+      <w:rPr>
+        <w:color w:val="000000"/>
+        <w:sz w:val="34"/>
+        <w:szCs w:val="34"/>
+        <w:vertAlign w:val="superscript"/>
+      </w:rPr>
+      <w:t>st</w:t>
+    </w:r>
+    <w:r>
+      <w:rPr>
+        <w:color w:val="000000"/>
+        <w:sz w:val="34"/>
+        <w:szCs w:val="34"/>
+      </w:rPr>
+      <w:t xml:space="preserve"> P</w:t>
+    </w:r>
+    <w:r>
+      <w:rPr>
+        <w:color w:val="000000"/>
+        <w:sz w:val="30"/>
+        <w:szCs w:val="30"/>
+      </w:rPr>
+      <w:t>OLYTECHNIC</w:t>
+    </w:r>
+    <w:r>
+      <w:rPr>
+        <w:color w:val="000000"/>
+        <w:sz w:val="34"/>
+        <w:szCs w:val="34"/>
+      </w:rPr>
+      <w:t>U</w:t>
+    </w:r>
+  </w:p>
+  <w:p>
+    <w:pPr>
+      <w:widowControl/>
+      <w:pBdr>
+        <w:top w:val="nil"/>
+        <w:left w:val="nil"/>
+        <w:bottom w:val="nil"/>
+        <w:right w:val="nil"/>
+        <w:between w:val="nil"/>
+      </w:pBdr>
+      <w:tabs>
+        <w:tab w:val="center" w:pos="4680"/>
+        <w:tab w:val="right" w:pos="9360"/>
+      </w:tabs>
+      <w:rPr>
+        <w:rFonts w:ascii="Aptos" w:eastAsia="Aptos" w:hAnsi="Aptos" w:cs="Aptos"/>
+        <w:color w:val="000000"/>
+      </w:rPr>
+    </w:pPr>
   </w:p>
 </w:ftr>
 </file>

--- a/resources/document-templates/startup-tech-assessment-srl-template.docx
+++ b/resources/document-templates/startup-tech-assessment-srl-template.docx
@@ -1443,7 +1443,6 @@
               </w:rPr>
               <w:t xml:space="preserve"> </w:t>
             </w:r>
-            <w:proofErr w:type="gramStart"/>
             <w:r>
               <w:rPr>
                 <w:sz w:val="24"/>
@@ -1463,7 +1462,6 @@
               </w:rPr>
               <w:t>is</w:t>
             </w:r>
-            <w:proofErr w:type="gramEnd"/>
             <w:r>
               <w:rPr>
                 <w:spacing w:val="-1"/>
@@ -2681,7 +2679,11 @@
               <w:jc w:val="center"/>
             </w:pPr>
             <w:r>
-              <w:t>${srl_3_0}</w:t>
+              <w:t>${srl_3</w:t>
+            </w:r>
+            <w:r>
+              <w:lastRenderedPageBreak/>
+              <w:t>_0}</w:t>
             </w:r>
           </w:p>
         </w:tc>
@@ -2703,6 +2705,7 @@
               <w:rPr>
                 <w:sz w:val="24"/>
               </w:rPr>
+              <w:lastRenderedPageBreak/>
               <w:t>Create</w:t>
             </w:r>
             <w:r>
@@ -2894,7 +2897,6 @@
               <w:jc w:val="center"/>
             </w:pPr>
             <w:r>
-              <w:lastRenderedPageBreak/>
               <w:t>${srl_3_1}</w:t>
             </w:r>
           </w:p>
@@ -3245,16 +3247,8 @@
               <w:rPr>
                 <w:sz w:val="24"/>
               </w:rPr>
-              <w:t xml:space="preserve">that </w:t>
-            </w:r>
-            <w:proofErr w:type="gramStart"/>
-            <w:r>
-              <w:rPr>
-                <w:sz w:val="24"/>
-              </w:rPr>
-              <w:t>is</w:t>
-            </w:r>
-            <w:proofErr w:type="gramEnd"/>
+              <w:t>that is</w:t>
+            </w:r>
             <w:r>
               <w:rPr>
                 <w:spacing w:val="-1"/>
@@ -3576,14 +3570,12 @@
               </w:rPr>
               <w:t xml:space="preserve"> </w:t>
             </w:r>
-            <w:proofErr w:type="gramStart"/>
             <w:r>
               <w:rPr>
                 <w:sz w:val="24"/>
               </w:rPr>
               <w:t>model</w:t>
             </w:r>
-            <w:proofErr w:type="gramEnd"/>
             <w:r>
               <w:rPr>
                 <w:spacing w:val="-1"/>
@@ -3932,21 +3924,7 @@
               <w:rPr>
                 <w:sz w:val="24"/>
               </w:rPr>
-              <w:t xml:space="preserve">the value proposition that has been obtained </w:t>
-            </w:r>
-            <w:proofErr w:type="gramStart"/>
-            <w:r>
-              <w:rPr>
-                <w:sz w:val="24"/>
-              </w:rPr>
-              <w:t>in</w:t>
-            </w:r>
-            <w:proofErr w:type="gramEnd"/>
-            <w:r>
-              <w:rPr>
-                <w:sz w:val="24"/>
-              </w:rPr>
-              <w:t xml:space="preserve"> the previous level</w:t>
+              <w:t>the value proposition that has been obtained in the previous level</w:t>
             </w:r>
           </w:p>
         </w:tc>
@@ -4692,14 +4670,12 @@
               </w:rPr>
               <w:t xml:space="preserve"> </w:t>
             </w:r>
-            <w:proofErr w:type="gramStart"/>
             <w:r>
               <w:rPr>
                 <w:sz w:val="24"/>
               </w:rPr>
               <w:t>to</w:t>
             </w:r>
-            <w:proofErr w:type="gramEnd"/>
             <w:r>
               <w:rPr>
                 <w:spacing w:val="-1"/>
@@ -5641,7 +5617,11 @@
               </w:rPr>
             </w:pPr>
             <w:r>
-              <w:t>${srl_6_1}</w:t>
+              <w:t>${srl_</w:t>
+            </w:r>
+            <w:r>
+              <w:lastRenderedPageBreak/>
+              <w:t>6_1}</w:t>
             </w:r>
           </w:p>
         </w:tc>
@@ -5663,6 +5643,7 @@
               <w:rPr>
                 <w:sz w:val="24"/>
               </w:rPr>
+              <w:lastRenderedPageBreak/>
               <w:t>Execute</w:t>
             </w:r>
             <w:r>
@@ -5728,7 +5709,6 @@
               </w:rPr>
             </w:pPr>
             <w:r>
-              <w:lastRenderedPageBreak/>
               <w:t>${srl_6_2}</w:t>
             </w:r>
           </w:p>
@@ -5747,14 +5727,12 @@
                 <w:sz w:val="24"/>
               </w:rPr>
             </w:pPr>
-            <w:proofErr w:type="gramStart"/>
             <w:r>
               <w:rPr>
                 <w:sz w:val="24"/>
               </w:rPr>
               <w:t>Documents</w:t>
             </w:r>
-            <w:proofErr w:type="gramEnd"/>
             <w:r>
               <w:rPr>
                 <w:spacing w:val="-2"/>
@@ -6652,19 +6630,11 @@
               </w:rPr>
               <w:t xml:space="preserve"> </w:t>
             </w:r>
-            <w:proofErr w:type="gramStart"/>
-            <w:r>
-              <w:rPr>
-                <w:sz w:val="24"/>
-              </w:rPr>
-              <w:t>using</w:t>
-            </w:r>
-            <w:proofErr w:type="gramEnd"/>
-            <w:r>
-              <w:rPr>
-                <w:sz w:val="24"/>
-              </w:rPr>
-              <w:t xml:space="preserve"> the</w:t>
+            <w:r>
+              <w:rPr>
+                <w:sz w:val="24"/>
+              </w:rPr>
+              <w:t>using the</w:t>
             </w:r>
             <w:r>
               <w:rPr>
@@ -6763,14 +6733,12 @@
               </w:rPr>
               <w:t xml:space="preserve"> </w:t>
             </w:r>
-            <w:proofErr w:type="gramStart"/>
             <w:r>
               <w:rPr>
                 <w:sz w:val="24"/>
               </w:rPr>
               <w:t>user</w:t>
             </w:r>
-            <w:proofErr w:type="gramEnd"/>
             <w:r>
               <w:rPr>
                 <w:spacing w:val="-1"/>
@@ -7180,14 +7148,12 @@
               </w:rPr>
               <w:t xml:space="preserve"> </w:t>
             </w:r>
-            <w:proofErr w:type="gramStart"/>
             <w:r>
               <w:rPr>
                 <w:sz w:val="24"/>
               </w:rPr>
               <w:t>product</w:t>
             </w:r>
-            <w:proofErr w:type="gramEnd"/>
             <w:r>
               <w:rPr>
                 <w:spacing w:val="-12"/>
@@ -7208,14 +7174,12 @@
               </w:rPr>
               <w:t xml:space="preserve"> </w:t>
             </w:r>
-            <w:proofErr w:type="gramStart"/>
             <w:r>
               <w:rPr>
                 <w:sz w:val="24"/>
               </w:rPr>
               <w:t>service</w:t>
             </w:r>
-            <w:proofErr w:type="gramEnd"/>
             <w:r>
               <w:rPr>
                 <w:spacing w:val="-11"/>
@@ -8028,9 +7992,6 @@
       </w:pPr>
     </w:p>
     <w:p>
-      <w:pPr>
-        <w:spacing w:after="0"/>
-      </w:pPr>
       <w:r>
         <w:t>${sig_slot_1}</w:t>
       </w:r>
@@ -8041,23 +8002,7 @@
         <w:spacing w:before="1"/>
       </w:pPr>
       <w:r>
-        <w:rPr>
-          <w:sz w:val="24"/>
-          <w:szCs w:val="24"/>
-        </w:rPr>
-        <w:t xml:space="preserve">${evaluated_by_label}</w:t>
-      </w:r>
-      <w:r>
-        <w:rPr>
-          <w:spacing w:val="-2"/>
-        </w:rPr>
-        <w:t xml:space="preserve"/>
-      </w:r>
-      <w:r>
-        <w:rPr>
-          <w:spacing w:val="-5"/>
-        </w:rPr>
-        <w:t xml:space="preserve"/>
+        <w:t>${evaluated_by_label}</w:t>
       </w:r>
     </w:p>
     <w:p>
@@ -8074,7 +8019,6 @@
         </w:rPr>
       </w:pPr>
       <w:r>
-        <w:lastRenderedPageBreak/>
         <w:t>${</w:t>
       </w:r>
       <w:proofErr w:type="spellStart"/>
@@ -8112,17 +8056,11 @@
       </w:pPr>
     </w:p>
     <w:p>
-      <w:pPr>
-        <w:spacing w:after="0"/>
-      </w:pPr>
       <w:r>
         <w:t>${/sig_slot_1}</w:t>
       </w:r>
     </w:p>
     <w:p>
-      <w:pPr>
-        <w:spacing w:after="0"/>
-      </w:pPr>
       <w:r>
         <w:t>${sig_slot_2}</w:t>
       </w:r>
@@ -8134,14 +8072,7 @@
         <w:ind w:right="4022"/>
       </w:pPr>
       <w:r>
-        <w:rPr>
-          <w:sz w:val="24"/>
-          <w:szCs w:val="24"/>
-        </w:rPr>
-        <w:t xml:space="preserve">${reviewed_by_label}</w:t>
-      </w:r>
-      <w:r>
-        <w:t xml:space="preserve"/>
+        <w:t>${reviewed_by_label}</w:t>
       </w:r>
     </w:p>
     <w:p>
@@ -8234,9 +8165,6 @@
       </w:pPr>
     </w:p>
     <w:p>
-      <w:pPr>
-        <w:spacing w:after="0"/>
-      </w:pPr>
       <w:r>
         <w:t>${/sig_slot_2}</w:t>
       </w:r>
@@ -8247,17 +8175,7 @@
         <w:ind w:left="3270"/>
       </w:pPr>
       <w:r>
-        <w:rPr>
-          <w:sz w:val="24"/>
-          <w:szCs w:val="24"/>
-        </w:rPr>
-        <w:t xml:space="preserve">${noted_by_label}</w:t>
-      </w:r>
-      <w:r>
-        <w:rPr>
-          <w:spacing w:val="-5"/>
-        </w:rPr>
-        <w:t xml:space="preserve"/>
+        <w:t>${noted_by_label}</w:t>
       </w:r>
     </w:p>
     <w:p>
@@ -8843,7 +8761,7 @@
             </wp:anchor>
           </w:drawing>
         </mc:Choice>
-        <mc:Fallback xmlns:a="http://schemas.openxmlformats.org/drawingml/2006/main" xmlns:pic="http://schemas.openxmlformats.org/drawingml/2006/picture">
+        <mc:Fallback xmlns:pic="http://schemas.openxmlformats.org/drawingml/2006/picture" xmlns:a="http://schemas.openxmlformats.org/drawingml/2006/main">
           <w:pict>
             <v:shape id="Graphic 3" style="position:absolute;margin-left:34.55pt;margin-top:105.95pt;width:542.8pt;height:.5pt;z-index:-15937536;visibility:visible;mso-wrap-style:square;mso-wrap-distance-left:0;mso-wrap-distance-top:0;mso-wrap-distance-right:0;mso-wrap-distance-bottom:0;mso-position-horizontal:absolute;mso-position-horizontal-relative:page;mso-position-vertical:absolute;mso-position-vertical-relative:page;v-text-anchor:top" coordsize="6893559,6350" o:spid="_x0000_s1026" fillcolor="gray" stroked="f" path="m6893052,6095l,6095,,,6893052,r,6095xe" o:gfxdata="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" w14:anchorId="27030E7B">
               <v:path arrowok="t"/>
@@ -10521,6 +10439,15 @@
 </file>
 
 <file path=customXml/item1.xml><?xml version="1.0" encoding="utf-8"?>
+<?mso-contentType ?>
+<FormTemplates xmlns="http://schemas.microsoft.com/sharepoint/v3/contenttype/forms">
+  <Display>DocumentLibraryForm</Display>
+  <Edit>DocumentLibraryForm</Edit>
+  <New>DocumentLibraryForm</New>
+</FormTemplates>
+</file>
+
+<file path=customXml/item2.xml><?xml version="1.0" encoding="utf-8"?>
 <p:properties xmlns:p="http://schemas.microsoft.com/office/2006/metadata/properties" xmlns:xsi="http://www.w3.org/2001/XMLSchema-instance" xmlns:pc="http://schemas.microsoft.com/office/infopath/2007/PartnerControls">
   <documentManagement>
     <lcf76f155ced4ddcb4097134ff3c332f xmlns="3eb70eef-0276-44fc-bfbe-a8ec26fe024c">
@@ -10528,15 +10455,6 @@
     </lcf76f155ced4ddcb4097134ff3c332f>
   </documentManagement>
 </p:properties>
-</file>
-
-<file path=customXml/item2.xml><?xml version="1.0" encoding="utf-8"?>
-<?mso-contentType ?>
-<FormTemplates xmlns="http://schemas.microsoft.com/sharepoint/v3/contenttype/forms">
-  <Display>DocumentLibraryForm</Display>
-  <Edit>DocumentLibraryForm</Edit>
-  <New>DocumentLibraryForm</New>
-</FormTemplates>
 </file>
 
 <file path=customXml/item3.xml><?xml version="1.0" encoding="utf-8"?>
@@ -10724,19 +10642,19 @@
 </file>
 
 <file path=customXml/itemProps1.xml><?xml version="1.0" encoding="utf-8"?>
+<ds:datastoreItem xmlns:ds="http://schemas.openxmlformats.org/officeDocument/2006/customXml" ds:itemID="{5C9D63AF-4DB6-4688-8528-3260FF32D1B3}">
+  <ds:schemaRefs>
+    <ds:schemaRef ds:uri="http://schemas.microsoft.com/sharepoint/v3/contenttype/forms"/>
+  </ds:schemaRefs>
+</ds:datastoreItem>
+</file>
+
+<file path=customXml/itemProps2.xml><?xml version="1.0" encoding="utf-8"?>
 <ds:datastoreItem xmlns:ds="http://schemas.openxmlformats.org/officeDocument/2006/customXml" ds:itemID="{529692E6-3658-4250-8316-AE38D1E0A441}">
   <ds:schemaRefs>
     <ds:schemaRef ds:uri="http://schemas.microsoft.com/office/2006/metadata/properties"/>
     <ds:schemaRef ds:uri="http://schemas.microsoft.com/office/infopath/2007/PartnerControls"/>
     <ds:schemaRef ds:uri="3eb70eef-0276-44fc-bfbe-a8ec26fe024c"/>
-  </ds:schemaRefs>
-</ds:datastoreItem>
-</file>
-
-<file path=customXml/itemProps2.xml><?xml version="1.0" encoding="utf-8"?>
-<ds:datastoreItem xmlns:ds="http://schemas.openxmlformats.org/officeDocument/2006/customXml" ds:itemID="{5C9D63AF-4DB6-4688-8528-3260FF32D1B3}">
-  <ds:schemaRefs>
-    <ds:schemaRef ds:uri="http://schemas.microsoft.com/sharepoint/v3/contenttype/forms"/>
   </ds:schemaRefs>
 </ds:datastoreItem>
 </file>

--- a/resources/document-templates/startup-tech-assessment-srl-template.docx
+++ b/resources/document-templates/startup-tech-assessment-srl-template.docx
@@ -7999,6 +7999,7 @@
     <w:p>
       <w:pPr>
         <w:pStyle w:val="BodyText"/>
+        <w:keepNext/>
         <w:spacing w:before="1"/>
       </w:pPr>
       <w:r>
@@ -8008,12 +8009,14 @@
     <w:p>
       <w:pPr>
         <w:pStyle w:val="BodyText"/>
+        <w:keepNext/>
         <w:spacing w:before="1"/>
       </w:pPr>
     </w:p>
     <w:p>
       <w:pPr>
         <w:pStyle w:val="Heading1"/>
+        <w:keepNext/>
         <w:rPr>
           <w:u w:val="none"/>
         </w:rPr>
@@ -8068,6 +8071,7 @@
     <w:p>
       <w:pPr>
         <w:pStyle w:val="BodyText"/>
+        <w:keepNext/>
         <w:spacing w:before="40"/>
         <w:ind w:right="4022"/>
       </w:pPr>
@@ -8078,6 +8082,7 @@
     <w:p>
       <w:pPr>
         <w:pStyle w:val="BodyText"/>
+        <w:keepNext/>
         <w:spacing w:before="40"/>
         <w:ind w:right="4022"/>
       </w:pPr>
@@ -8085,6 +8090,7 @@
     <w:p>
       <w:pPr>
         <w:pStyle w:val="Heading1"/>
+        <w:keepNext/>
         <w:rPr>
           <w:u w:val="none"/>
         </w:rPr>
@@ -8172,6 +8178,7 @@
     <w:p>
       <w:pPr>
         <w:pStyle w:val="BodyText"/>
+        <w:keepNext/>
         <w:ind w:left="3270"/>
       </w:pPr>
       <w:r>
@@ -8181,6 +8188,7 @@
     <w:p>
       <w:pPr>
         <w:pStyle w:val="BodyText"/>
+        <w:keepNext/>
         <w:spacing w:before="84"/>
         <w:ind w:left="5760"/>
       </w:pPr>
@@ -8188,6 +8196,7 @@
     <w:p>
       <w:pPr>
         <w:pStyle w:val="Heading1"/>
+        <w:keepNext/>
         <w:ind w:left="3270"/>
         <w:rPr>
           <w:u w:val="none"/>
